--- a/spa/docx/42.content.docx
+++ b/spa/docx/42.content.docx
@@ -28,22 +28,6 @@
       </w:r>
     </w:p>
     <w:p>
-      <w:pPr>
-        <w:pStyle w:val="Heading2"/>
-      </w:pPr>
-      <w:r>
-        <w:rPr>
-          <w:lang w:val="es_ES" w:bidi="es_ES"/>
-        </w:rPr>
-        <w:t>License Information</w:t>
-      </w:r>
-      <w:r>
-        <w:rPr>
-          <w:lang w:val="es_ES" w:bidi="es_ES"/>
-        </w:rPr>
-      </w:r>
-    </w:p>
-    <w:p>
       <w:pPr/>
       <w:r>
         <w:rPr>
@@ -55,86 +39,25 @@
           <w:b/>
           <w:lang w:val="es_ES" w:bidi="es_ES"/>
         </w:rPr>
-        <w:t>Notas de Estudio (Biblica)</w:t>
-      </w:r>
-      <w:r>
-        <w:rPr>
-          <w:lang w:val="es_ES" w:bidi="es_ES"/>
-        </w:rPr>
-        <w:t xml:space="preserve"> (Spanish) is based on</w:t>
-      </w:r>
-      <w:r>
-        <w:rPr>
-          <w:lang w:val="es_ES" w:bidi="es_ES"/>
-        </w:rPr>
-        <w:t xml:space="preserve">: </w:t>
-      </w:r>
-      <w:r>
-        <w:rPr>
-          <w:lang w:val="es_ES" w:bidi="es_ES"/>
-        </w:rPr>
         <w:t>Biblica Study Notes</w:t>
       </w:r>
       <w:r>
         <w:rPr>
           <w:lang w:val="es_ES" w:bidi="es_ES"/>
         </w:rPr>
-        <w:t xml:space="preserve">, </w:t>
-      </w:r>
-      <w:hyperlink r:id="rId13">
-        <w:r>
-          <w:rPr>
-            <w:lang w:val="es_ES" w:bidi="es_ES"/>
-          </w:rPr>
-          <w:rPr>
-            <w:color w:val="0000EE"/>
-            <w:u w:val="single"/>
-          </w:rPr>
-          <w:t>Biblica Inc.</w:t>
-        </w:r>
-      </w:hyperlink>
-      <w:r>
-        <w:rPr>
-          <w:lang w:val="es_ES" w:bidi="es_ES"/>
-        </w:rPr>
-        <w:t xml:space="preserve">, 2023, which is licensed under a </w:t>
-      </w:r>
-      <w:hyperlink r:id="rId14">
-        <w:r>
-          <w:rPr>
-            <w:lang w:val="es_ES" w:bidi="es_ES"/>
-          </w:rPr>
-          <w:rPr>
-            <w:color w:val="0000EE"/>
-            <w:u w:val="single"/>
-          </w:rPr>
-          <w:t>CC BY-SA 4.0 license</w:t>
-        </w:r>
-      </w:hyperlink>
-      <w:r>
-        <w:rPr>
-          <w:lang w:val="es_ES" w:bidi="es_ES"/>
-        </w:rPr>
-        <w:t>.</w:t>
-      </w:r>
-      <w:r>
-        <w:rPr>
-          <w:lang w:val="es_ES" w:bidi="es_ES"/>
-        </w:rPr>
-      </w:r>
-    </w:p>
-    <w:p>
-      <w:pPr/>
-      <w:r>
-        <w:rPr>
-          <w:lang w:val="es_ES" w:bidi="es_ES"/>
-        </w:rPr>
-      </w:r>
-      <w:r>
-        <w:rPr>
-          <w:lang w:val="es_ES" w:bidi="es_ES"/>
-        </w:rPr>
-        <w:t>This PDF version is provided under the same license.</w:t>
+        <w:t xml:space="preserve"> © 2023 Biblica Inc. Released under CC BY-SA 4.0 license. </w:t>
+      </w:r>
+      <w:r>
+        <w:rPr>
+          <w:lang w:val="es_ES" w:bidi="es_ES"/>
+        </w:rPr>
+        <w:t>Biblica Study Notes</w:t>
+      </w:r>
+      <w:r>
+        <w:rPr>
+          <w:lang w:val="es_ES" w:bidi="es_ES"/>
+        </w:rPr>
+        <w:t xml:space="preserve"> has been adapted in the following languages: Tok Pisin, Arabic (عربي), French (Français), Hindi (हिंदी), Indonesian (Bahasa Indonesia), Portuguese (Português), Russian (Русский), Spanish (Español), Swahili (Kiswahili), and Simplified Chinese (简体中文)from Biblica Study Notes © 2023 Biblica Inc. Released under CC BY-SA 4.0 license by Mission Mutual</w:t>
       </w:r>
       <w:r>
         <w:rPr>

--- a/spa/docx/42.content.docx
+++ b/spa/docx/42.content.docx
@@ -116,26 +116,6 @@
           <w:lang w:val="es_ES" w:bidi="es_ES"/>
         </w:rPr>
         <w:t>LUK</w:t>
-      </w:r>
-      <w:r>
-        <w:rPr>
-          <w:lang w:val="es_ES" w:bidi="es_ES"/>
-        </w:rPr>
-      </w:r>
-    </w:p>
-    <w:p>
-      <w:pPr/>
-      <w:r>
-        <w:rPr>
-          <w:lang w:val="es_ES" w:bidi="es_ES"/>
-        </w:rPr>
-      </w:r>
-      <w:r>
-        <w:rPr>
-          <w:i/>
-          <w:lang w:val="es_ES" w:bidi="es_ES"/>
-        </w:rPr>
-        <w:t>Lucas 1:1–4, Lucas 1:5–25, Lucas 1:26–38, Lucas 1:39–56, Lucas 1:57–80, Lucas 2:1–20, Lucas 2:21–38, Lucas 2:39–52, Lucas 3:1–14, Lucas 3:15–22, Lucas 3:23–38, Lucas 4:1–13, Lucas 4:14–30, Lucas 4:31–44, Lucas 5:1–16, Lucas 5:17–26, Lucas 5:27–39, Lucas 6:1–11, Lucas 6:12–26, Lucas 6:27–49, Lucas 7:1–17, Lucas 7:18–35, Lucas 7:36–50, Lucas 8:1–18, Lucas 8:19–21, Lucas 8:22–39, Lucas 8:40–56, Lucas 9:1–17, Lucas 9:18–27, Lucas 9:28–36, Lucas 9:37–50, Lucas 9:51–62, Lucas 10:1–24, Lucas 10:25–37, Lucas 10:38–42, Lucas 11:1–13, Lucas 11:14–26, Lucas 11:27–36, Lucas 11:37–54, Lucas 12:1–12, Lucas 12:13–34, Lucas 12:35–59, Lucas 13:1–9, Lucas 13:10–17, Lucas 13:18–30, Lucas 13:31–35, Lucas 14:1–14, Lucas 14:15–24, Lucas 14:25–35, Lucas 15:1–10, Lucas 15:11–32, Lucas 16:1–12, Lucas 16:13–18, Lucas 16:19–31, Lucas 17:1–10, Lucas 17:11–19, Lucas 17:20–37, Lucas 18:1–17, Lucas 18:18–30, Lucas 18:31–43, Lucas 19:1–10, Lucas 19:11–27, Lucas 19:28–46, Lucas 19:47–20:19, Lucas 20:20–44, Lucas 20:45–21:4, Lucas 21:5–36, Lucas 21:37–22:6, Lucas 22:7–30, Lucas 22:31–46, Lucas 22:47–62, Lucas 22:63–23:7, Lucas 23:8–25, Lucas 23:26–43, Lucas 23:44–56, Lucas 24:1–12, Lucas 24:13–35, Lucas 24:36–53</w:t>
       </w:r>
       <w:r>
         <w:rPr>

--- a/spa/docx/42.content.docx
+++ b/spa/docx/42.content.docx
@@ -19,7 +19,7 @@
         <w:rPr>
           <w:lang w:val="es_ES" w:bidi="es_ES"/>
         </w:rPr>
-        <w:t>Resource: Notas de Estudio (Biblica)</w:t>
+        <w:t>Resource: Biblica Study Notes</w:t>
       </w:r>
       <w:r>
         <w:rPr>
@@ -78,7 +78,7 @@
         <w:rPr>
           <w:lang w:val="es_ES" w:bidi="es_ES"/>
         </w:rPr>
-        <w:t>Notas de Estudio (Biblica)</w:t>
+        <w:t>Biblica Study Notes</w:t>
       </w:r>
     </w:p>
     <w:p>
